--- a/dsa case study 4.docx
+++ b/dsa case study 4.docx
@@ -427,14 +427,7 @@
                 <w:rFonts w:ascii="Times New Roman"/>
                 <w:color w:val="000000" w:themeColor="text1"/>
               </w:rPr>
-              <w:t>CO</w:t>
-            </w:r>
-            <w:r>
-              <w:rPr>
-                <w:rFonts w:ascii="Times New Roman"/>
-                <w:color w:val="000000" w:themeColor="text1"/>
-              </w:rPr>
-              <w:t>4</w:t>
+              <w:t>CO4</w:t>
             </w:r>
           </w:p>
         </w:tc>
@@ -790,6 +783,7 @@
         </w:rPr>
       </w:pPr>
       <w:proofErr w:type="spellStart"/>
+      <w:proofErr w:type="gramStart"/>
       <w:r>
         <w:rPr>
           <w:rFonts w:ascii="Times New Roman"/>
@@ -803,7 +797,15 @@
           <w:rFonts w:ascii="Times New Roman"/>
           <w:color w:val="000000" w:themeColor="text1"/>
         </w:rPr>
-        <w:t xml:space="preserve">(u, v, w) method adds a weighted edge between two venues u and v. </w:t>
+        <w:t>(</w:t>
+      </w:r>
+      <w:proofErr w:type="gramEnd"/>
+      <w:r>
+        <w:rPr>
+          <w:rFonts w:ascii="Times New Roman"/>
+          <w:color w:val="000000" w:themeColor="text1"/>
+        </w:rPr>
+        <w:t xml:space="preserve">u, v, w) method adds a weighted edge between two venues u and v. </w:t>
       </w:r>
     </w:p>
     <w:p>
@@ -890,14 +892,24 @@
           <w:color w:val="000000" w:themeColor="text1"/>
         </w:rPr>
       </w:pPr>
-      <w:r>
-        <w:rPr>
-          <w:rFonts w:ascii="Times New Roman"/>
-          <w:color w:val="000000" w:themeColor="text1"/>
-        </w:rPr>
-        <w:t xml:space="preserve">relax(u, v, w, </w:t>
+      <w:proofErr w:type="gramStart"/>
+      <w:r>
+        <w:rPr>
+          <w:rFonts w:ascii="Times New Roman"/>
+          <w:color w:val="000000" w:themeColor="text1"/>
+        </w:rPr>
+        <w:t>relax(</w:t>
+      </w:r>
+      <w:proofErr w:type="gramEnd"/>
+      <w:r>
+        <w:rPr>
+          <w:rFonts w:ascii="Times New Roman"/>
+          <w:color w:val="000000" w:themeColor="text1"/>
+        </w:rPr>
+        <w:t xml:space="preserve">u, v, w, </w:t>
       </w:r>
       <w:proofErr w:type="spellStart"/>
+      <w:proofErr w:type="gramStart"/>
       <w:r>
         <w:rPr>
           <w:rFonts w:ascii="Times New Roman"/>
@@ -911,7 +923,15 @@
           <w:rFonts w:ascii="Times New Roman"/>
           <w:color w:val="000000" w:themeColor="text1"/>
         </w:rPr>
-        <w:t xml:space="preserve">[]) method updates the shortest distance if a better path is found during Bellman-Ford execution. </w:t>
+        <w:t>[</w:t>
+      </w:r>
+      <w:proofErr w:type="gramEnd"/>
+      <w:r>
+        <w:rPr>
+          <w:rFonts w:ascii="Times New Roman"/>
+          <w:color w:val="000000" w:themeColor="text1"/>
+        </w:rPr>
+        <w:t xml:space="preserve">]) method updates the shortest distance if a better path is found during Bellman-Ford execution. </w:t>
       </w:r>
     </w:p>
     <w:p>
@@ -927,6 +947,7 @@
         </w:rPr>
       </w:pPr>
       <w:proofErr w:type="spellStart"/>
+      <w:proofErr w:type="gramStart"/>
       <w:r>
         <w:rPr>
           <w:rFonts w:ascii="Times New Roman"/>
@@ -941,7 +962,15 @@
           <w:rFonts w:ascii="Times New Roman"/>
           <w:color w:val="000000" w:themeColor="text1"/>
         </w:rPr>
-        <w:t>() method computes shortest paths between all pairs of vertices using Floyd-</w:t>
+        <w:t>(</w:t>
+      </w:r>
+      <w:proofErr w:type="gramEnd"/>
+      <w:r>
+        <w:rPr>
+          <w:rFonts w:ascii="Times New Roman"/>
+          <w:color w:val="000000" w:themeColor="text1"/>
+        </w:rPr>
+        <w:t>) method computes shortest paths between all pairs of vertices using Floyd-</w:t>
       </w:r>
       <w:proofErr w:type="spellStart"/>
       <w:r>
@@ -986,7 +1015,23 @@
           <w:rFonts w:ascii="Times New Roman"/>
           <w:color w:val="000000" w:themeColor="text1"/>
         </w:rPr>
-        <w:t xml:space="preserve">(parent[], j) method reconstructs and prints the shortest route from source to destination. </w:t>
+        <w:t>(</w:t>
+      </w:r>
+      <w:proofErr w:type="gramStart"/>
+      <w:r>
+        <w:rPr>
+          <w:rFonts w:ascii="Times New Roman"/>
+          <w:color w:val="000000" w:themeColor="text1"/>
+        </w:rPr>
+        <w:t>parent[</w:t>
+      </w:r>
+      <w:proofErr w:type="gramEnd"/>
+      <w:r>
+        <w:rPr>
+          <w:rFonts w:ascii="Times New Roman"/>
+          <w:color w:val="000000" w:themeColor="text1"/>
+        </w:rPr>
+        <w:t xml:space="preserve">], j) method reconstructs and prints the shortest route from source to destination. </w:t>
       </w:r>
     </w:p>
     <w:p>
@@ -1018,6 +1063,7 @@
         <w:t>(</w:t>
       </w:r>
       <w:proofErr w:type="spellStart"/>
+      <w:proofErr w:type="gramStart"/>
       <w:r>
         <w:rPr>
           <w:rFonts w:ascii="Times New Roman"/>
@@ -1031,7 +1077,15 @@
           <w:rFonts w:ascii="Times New Roman"/>
           <w:color w:val="000000" w:themeColor="text1"/>
         </w:rPr>
-        <w:t xml:space="preserve">[]) method displays the shortest distances from source to all event venues. </w:t>
+        <w:t>[</w:t>
+      </w:r>
+      <w:proofErr w:type="gramEnd"/>
+      <w:r>
+        <w:rPr>
+          <w:rFonts w:ascii="Times New Roman"/>
+          <w:color w:val="000000" w:themeColor="text1"/>
+        </w:rPr>
+        <w:t xml:space="preserve">]) method displays the shortest distances from source to all event venues. </w:t>
       </w:r>
     </w:p>
     <w:p>
@@ -1047,6 +1101,7 @@
         </w:rPr>
       </w:pPr>
       <w:proofErr w:type="spellStart"/>
+      <w:proofErr w:type="gramStart"/>
       <w:r>
         <w:rPr>
           <w:rFonts w:ascii="Times New Roman"/>
@@ -1060,7 +1115,15 @@
           <w:rFonts w:ascii="Times New Roman"/>
           <w:color w:val="000000" w:themeColor="text1"/>
         </w:rPr>
-        <w:t xml:space="preserve">() method checks whether the graph contains any negative weight cycle. </w:t>
+        <w:t>(</w:t>
+      </w:r>
+      <w:proofErr w:type="gramEnd"/>
+      <w:r>
+        <w:rPr>
+          <w:rFonts w:ascii="Times New Roman"/>
+          <w:color w:val="000000" w:themeColor="text1"/>
+        </w:rPr>
+        <w:t xml:space="preserve">) method checks whether the graph contains any negative weight cycle. </w:t>
       </w:r>
     </w:p>
     <w:p>
@@ -1076,6 +1139,7 @@
         </w:rPr>
       </w:pPr>
       <w:proofErr w:type="spellStart"/>
+      <w:proofErr w:type="gramStart"/>
       <w:r>
         <w:rPr>
           <w:rFonts w:ascii="Times New Roman"/>
@@ -1089,7 +1153,15 @@
           <w:rFonts w:ascii="Times New Roman"/>
           <w:color w:val="000000" w:themeColor="text1"/>
         </w:rPr>
-        <w:t>() method compares the execution speed and efficiency of Dijkstra</w:t>
+        <w:t>(</w:t>
+      </w:r>
+      <w:proofErr w:type="gramEnd"/>
+      <w:r>
+        <w:rPr>
+          <w:rFonts w:ascii="Times New Roman"/>
+          <w:color w:val="000000" w:themeColor="text1"/>
+        </w:rPr>
+        <w:t>) method compares the execution speed and efficiency of Dijkstra</w:t>
       </w:r>
       <w:r>
         <w:rPr>
@@ -1205,6 +1277,7 @@
           <w:rFonts w:ascii="Times New Roman"/>
           <w:b/>
           <w:bCs/>
+          <w:noProof/>
           <w:color w:val="000000" w:themeColor="text1"/>
         </w:rPr>
         <w:drawing>
@@ -1262,6 +1335,7 @@
           <w:rFonts w:ascii="Times New Roman"/>
           <w:b/>
           <w:bCs/>
+          <w:noProof/>
           <w:color w:val="000000" w:themeColor="text1"/>
         </w:rPr>
         <w:drawing>
@@ -1629,6 +1703,33 @@
         <w:lastRenderedPageBreak/>
         <w:t>GitHub Link:</w:t>
       </w:r>
+    </w:p>
+    <w:p>
+      <w:pPr>
+        <w:spacing w:before="73" w:after="1"/>
+        <w:rPr>
+          <w:rFonts w:ascii="Times New Roman"/>
+          <w:color w:val="000000" w:themeColor="text1"/>
+        </w:rPr>
+      </w:pPr>
+      <w:r>
+        <w:rPr>
+          <w:rFonts w:ascii="Times New Roman"/>
+          <w:color w:val="000000" w:themeColor="text1"/>
+        </w:rPr>
+        <w:t>https://github.com/Shivam16-ai/DSA-CO1-CO2-CO3-CO4-CO5-CO6-Case-Study/blob/main/Dsa%20Case%20Study%201.docx</w:t>
+      </w:r>
+    </w:p>
+    <w:p>
+      <w:pPr>
+        <w:spacing w:before="73" w:after="1"/>
+        <w:rPr>
+          <w:rFonts w:ascii="Times New Roman"/>
+          <w:b/>
+          <w:bCs/>
+          <w:color w:val="000000" w:themeColor="text1"/>
+        </w:rPr>
+      </w:pPr>
     </w:p>
     <w:tbl>
       <w:tblPr>
